--- a/מסמך הגשת פרויקט גמר.docx
+++ b/מסמך הגשת פרויקט גמר.docx
@@ -363,6 +363,7 @@
         <w:rPr>
           <w:b/>
           <w:bCs/>
+          <w:rtl/>
           <w:lang w:bidi="he-IL"/>
         </w:rPr>
       </w:pPr>
@@ -413,21 +414,36 @@
         </w:rPr>
         <w:t xml:space="preserve"> :</w:t>
       </w:r>
-    </w:p>
-    <w:p>
-      <w:pPr>
-        <w:numPr>
-          <w:ilvl w:val="0"/>
-          <w:numId w:val="5"/>
-        </w:numPr>
-        <w:bidi/>
-        <w:rPr>
-          <w:b/>
-          <w:bCs/>
-          <w:lang w:bidi="he-IL"/>
-        </w:rPr>
-      </w:pPr>
-      <w:r>
+      <w:r>
+        <w:rPr>
+          <w:rFonts w:hint="cs"/>
+          <w:b/>
+          <w:bCs/>
+          <w:rtl/>
+          <w:lang w:bidi="he-IL"/>
+        </w:rPr>
+        <w:t xml:space="preserve"> </w:t>
+      </w:r>
+    </w:p>
+    <w:p>
+      <w:pPr>
+        <w:bidi/>
+        <w:ind w:left="360"/>
+        <w:rPr>
+          <w:b/>
+          <w:bCs/>
+          <w:rtl/>
+          <w:lang w:bidi="he-IL"/>
+        </w:rPr>
+      </w:pPr>
+      <w:r>
+        <w:rPr>
+          <w:rFonts w:hint="cs"/>
+          <w:b/>
+          <w:bCs/>
+          <w:rtl/>
+          <w:lang w:bidi="he-IL"/>
+        </w:rPr>
         <w:t xml:space="preserve"> </w:t>
       </w:r>
       <w:hyperlink r:id="rId8" w:history="1">
@@ -438,20 +454,41 @@
             <w:bCs/>
             <w:lang w:bidi="he-IL"/>
           </w:rPr>
-          <w:t>https://eyalebr1809-8208524.postman.co/workspace/Eyal-Abrahem's-Workspace~9b837278-fb9f-4750-8566-263ef9fc91eb/collection/56101358-b8b4ed84-8756-4c07-aa92-de5f8f334b51?action=share&amp;creator=56101358</w:t>
+          <w:t>https://fitness-app-1ane.onrender.com/api/workouts</w:t>
         </w:r>
       </w:hyperlink>
     </w:p>
     <w:p>
       <w:pPr>
         <w:bidi/>
-        <w:ind w:left="720"/>
-        <w:rPr>
-          <w:b/>
-          <w:bCs/>
-          <w:lang w:bidi="he-IL"/>
-        </w:rPr>
-      </w:pPr>
+        <w:ind w:left="360"/>
+        <w:rPr>
+          <w:rtl/>
+          <w:lang w:bidi="he-IL"/>
+        </w:rPr>
+      </w:pPr>
+    </w:p>
+    <w:p>
+      <w:pPr>
+        <w:bidi/>
+        <w:ind w:left="360"/>
+        <w:rPr>
+          <w:b/>
+          <w:bCs/>
+          <w:lang w:bidi="he-IL"/>
+        </w:rPr>
+      </w:pPr>
+      <w:hyperlink r:id="rId9" w:history="1">
+        <w:r>
+          <w:rPr>
+            <w:rStyle w:val="Hyperlink"/>
+            <w:b/>
+            <w:bCs/>
+            <w:lang w:bidi="he-IL"/>
+          </w:rPr>
+          <w:t>https://eyalebr1809-8208524.postman.co/workspace/Eyal-Abrahem's-Workspace~9b837278-fb9f-4750-8566-263ef9fc91eb/request/56101358-df7706f8-9de8-4875-a217-571b7bbb66da?action=share&amp;creator=56101358</w:t>
+        </w:r>
+      </w:hyperlink>
     </w:p>
     <w:p>
       <w:pPr>
@@ -3306,7 +3343,6 @@
         <w:bidi/>
         <w:ind w:left="720"/>
         <w:rPr>
-          <w:rFonts w:hint="cs"/>
           <w:lang w:bidi="he-IL"/>
         </w:rPr>
       </w:pPr>
